--- a/klagomål/A 36452-2026 FSC-klagomål.docx
+++ b/klagomål/A 36452-2026 FSC-klagomål.docx
@@ -719,7 +719,7 @@
     <w:r>
       <w:tab/>
       <w:tab/>
-      <w:t>2026-09-05</w:t>
+      <w:t>2026-09-06</w:t>
       <w:br/>
       <w:br/>
     </w:r>

--- a/klagomål/A 36452-2026 FSC-klagomål.docx
+++ b/klagomål/A 36452-2026 FSC-klagomål.docx
@@ -221,7 +221,7 @@
     </w:p>
     <w:p>
       <w:r>
-        <w:t>I avverkningsanmälan finns fynd av 4 naturvårdsarter, varav 1 är rödlistad, 1 är fridlyst, 2 är typiska (T) och 2 är signalarter (S): svartvit taggsvamp (NT), bronshjon (S, T), vedticka (S, T) och svartvit flugsnappare (§4). Se Figur 1.</w:t>
+        <w:t>I avverkningsanmälan finns fynd av 6 naturvårdsarter, varav 1 är rödlistad, 2 är fridlysta, 4 är typiska (T) och 2 är signalarter (S): svartvit taggsvamp (NT), bronshjon (S, T), vedticka (S, T), linnea (T), spillkråka (T, §4) och svartvit flugsnappare (§4). Se Figur 1.</w:t>
       </w:r>
     </w:p>
     <w:p>
@@ -244,7 +244,7 @@
     </w:p>
     <w:p>
       <w:r>
-        <w:t>Nedan följer beskrivningar av de naturvårdsarter och fridlysta arter som har sina livsmiljöer och växtplatser i den avverkningsanmälda skogen. De påträffade naturvårdsarterna är ett tydligt kvitto på att det rör sig om en skog med höga naturvärden.</w:t>
+        <w:t>Nedan följer beskrivningar av de naturvårdsarter och fridlysta arter som har sina livsmiljöer och växtplatser i den avverkningsanmälda skogen. Se även ytterligare artfakta i BILAGA 1. De påträffade naturvårdsarterna är ett tydligt kvitto på att det rör sig om en skog med höga naturvärden.</w:t>
       </w:r>
     </w:p>
     <w:p>
@@ -296,6 +296,55 @@
       </w:r>
       <w:r>
         <w:t>(Nitare &amp; Skogsstyrelsen, 2019; SLU Artdatabanken, 2025).</w:t>
+      </w:r>
+    </w:p>
+    <w:p>
+      <w:r>
+        <w:rPr>
+          <w:b/>
+        </w:rPr>
+        <w:t xml:space="preserve">Linnea </w:t>
+      </w:r>
+      <w:r>
+        <w:t xml:space="preserve">är typisk art för </w:t>
+      </w:r>
+      <w:r>
+        <w:rPr>
+          <w:i/>
+        </w:rPr>
+        <w:t>9010 Taiga</w:t>
+      </w:r>
+      <w:r>
+        <w:t>. På linnea kan man hitta sporsäcksvampen linnealudd (SLU Artdatabanken, 2025).</w:t>
+      </w:r>
+    </w:p>
+    <w:p>
+      <w:r>
+        <w:rPr>
+          <w:b/>
+        </w:rPr>
+        <w:t>Spillkråka (§4)</w:t>
+      </w:r>
+      <w:r>
+        <w:t xml:space="preserve"> omfattas av bilaga 1 i EU:s fågeldirektiv och är typisk art för </w:t>
+      </w:r>
+      <w:r>
+        <w:rPr>
+          <w:i/>
+        </w:rPr>
+        <w:t xml:space="preserve">9010 Taiga </w:t>
+      </w:r>
+      <w:r>
+        <w:t>och</w:t>
+      </w:r>
+      <w:r>
+        <w:rPr>
+          <w:i/>
+        </w:rPr>
+        <w:t xml:space="preserve"> 9740 Skogsbevuxen myr</w:t>
+      </w:r>
+      <w:r>
+        <w:t>. Den behöver grova träd, främst tall, asp och bok som boträd. Skogsbruk med korta omloppstider och täta, homogena ungskogar utgör det största hotet. Spillkråka är en nyckelart i skogliga miljöer vars övergivna bohål utnyttjas av flera andra hålhäckande fågelarter och fladdermöss, däribland pärluggla (EN, §4), knipa (§4), salskrake (§4) och skogsduva (§4). Hökuggla (VU, §4) och slaguggla (§4) häckar ofta i högstubbar som brutits av i höjd med ett gammalt spillkråkebo (SLU Artdatabanken, 2026; Skogsstyrelsen, 2016).</w:t>
       </w:r>
     </w:p>
     <w:p>
@@ -404,7 +453,7 @@
         <w:rPr>
           <w:i/>
         </w:rPr>
-        <w:t>I det avverkningsanmälda skogsområdet har 4 naturvårdsarter varav 1 rödlistade arter sina livsmiljöer och växtplatser.</w:t>
+        <w:t>I det avverkningsanmälda skogsområdet har 6 naturvårdsarter varav 1 rödlistade arter sina livsmiljöer och växtplatser.</w:t>
       </w:r>
     </w:p>
     <w:p>
@@ -591,6 +640,91 @@
         <w:t>I den avverkningsanmälda skogen har fridlysta arter sina livsmiljöer och växtplatser. Att skada de fridlysta arternas livsmiljöer, växtplatser eller ekologiska funktion är inte tillåtet enligt artskyddsförordningen</w:t>
       </w:r>
     </w:p>
+    <w:p>
+      <w:r>
+        <w:br w:type="page"/>
+      </w:r>
+    </w:p>
+    <w:p>
+      <w:pPr>
+        <w:pStyle w:val="Title"/>
+      </w:pPr>
+      <w:r>
+        <w:t>BILAGA 1 – Fridlysta arter</w:t>
+      </w:r>
+    </w:p>
+    <w:p>
+      <w:pPr>
+        <w:pStyle w:val="Heading1"/>
+      </w:pPr>
+      <w:r>
+        <w:t>Spillkråka – ekologi samt krav på livsmiljön</w:t>
+      </w:r>
+    </w:p>
+    <w:p>
+      <w:r>
+        <w:t xml:space="preserve">Spillkråka (§4) ingår i bilaga 1 EU:s fågeldirektiv och är typisk art för </w:t>
+      </w:r>
+      <w:r>
+        <w:rPr>
+          <w:i/>
+        </w:rPr>
+        <w:t xml:space="preserve">9010 Taiga </w:t>
+      </w:r>
+      <w:r>
+        <w:t>och</w:t>
+      </w:r>
+      <w:r>
+        <w:rPr>
+          <w:i/>
+        </w:rPr>
+        <w:t xml:space="preserve"> 9740 Skogsbevuxen myr</w:t>
+      </w:r>
+      <w:r>
+        <w:t>. Den lever i både barr- och blandskog liksom i ren lövskog. De tätaste populationerna tenderar att finnas i äldre, variationsrik blandskog med gott om död ved och gamla träd. Varje par utnyttjar 400–1000 hektar skog beroende på skogens kvalitet. Skogsbruk med korta omloppstider och täta, homogena ungskogar utgör det största hotet (SLU Artdatabanken, 2026).</w:t>
+      </w:r>
+    </w:p>
+    <w:p>
+      <w:r>
+        <w:t>Spillkråka är en nyckelart i skogliga miljöer vars övergivna bohål utnyttjas av flera andra hålhäckande fågelarter och fladdermöss, däribland pärluggla (EN, §4), knipa (§4), salskrake (§4) och skogsduva (§4). Hökuggla (VU, §4) och slaguggla (§4) häckar ofta i högstubbar som brutits av i höjd med ett gammalt spillkråkebo (Skogsstyrelsen, 2016).</w:t>
+      </w:r>
+    </w:p>
+    <w:p>
+      <w:pPr>
+        <w:pStyle w:val="Heading2"/>
+      </w:pPr>
+      <w:r>
+        <w:t>Referenser – spillkråka</w:t>
+      </w:r>
+    </w:p>
+    <w:p>
+      <w:r>
+        <w:t xml:space="preserve">Skogsstyrelsen, 2016. </w:t>
+      </w:r>
+      <w:r>
+        <w:rPr>
+          <w:i/>
+        </w:rPr>
+        <w:t xml:space="preserve">Vägledning för hänsyn till spillkråka. </w:t>
+      </w:r>
+      <w:r>
+        <w:t>Vägledningar och kunskapsstöd artskydd – Skogsstyrelsen.</w:t>
+      </w:r>
+    </w:p>
+    <w:p>
+      <w:r>
+        <w:t xml:space="preserve">SLU Artdatabanken, 2026. </w:t>
+      </w:r>
+      <w:r>
+        <w:rPr>
+          <w:i/>
+        </w:rPr>
+        <w:t xml:space="preserve">Artfaktablad. Naturvård – artfakta. </w:t>
+      </w:r>
+      <w:r>
+        <w:t>SLU Artdatabanken, Uppsala.</w:t>
+      </w:r>
+    </w:p>
     <w:sectPr>
       <w:headerReference w:type="even" r:id="rId8"/>
       <w:headerReference w:type="default" r:id="rId9"/>
@@ -719,7 +853,7 @@
     <w:r>
       <w:tab/>
       <w:tab/>
-      <w:t>2026-09-06</w:t>
+      <w:t>2026-09-07</w:t>
       <w:br/>
       <w:br/>
     </w:r>

--- a/klagomål/A 36452-2026 FSC-klagomål.docx
+++ b/klagomål/A 36452-2026 FSC-klagomål.docx
@@ -853,7 +853,7 @@
     <w:r>
       <w:tab/>
       <w:tab/>
-      <w:t>2026-09-07</w:t>
+      <w:t>2026-09-08</w:t>
       <w:br/>
       <w:br/>
     </w:r>

--- a/klagomål/A 36452-2026 FSC-klagomål.docx
+++ b/klagomål/A 36452-2026 FSC-klagomål.docx
@@ -853,7 +853,7 @@
     <w:r>
       <w:tab/>
       <w:tab/>
-      <w:t>2026-09-08</w:t>
+      <w:t>2026-09-09</w:t>
       <w:br/>
       <w:br/>
     </w:r>

--- a/klagomål/A 36452-2026 FSC-klagomål.docx
+++ b/klagomål/A 36452-2026 FSC-klagomål.docx
@@ -853,7 +853,7 @@
     <w:r>
       <w:tab/>
       <w:tab/>
-      <w:t>2026-09-09</w:t>
+      <w:t>2026-09-10</w:t>
       <w:br/>
       <w:br/>
     </w:r>

--- a/klagomål/A 36452-2026 FSC-klagomål.docx
+++ b/klagomål/A 36452-2026 FSC-klagomål.docx
@@ -853,7 +853,7 @@
     <w:r>
       <w:tab/>
       <w:tab/>
-      <w:t>2026-09-10</w:t>
+      <w:t>2026-09-11</w:t>
       <w:br/>
       <w:br/>
     </w:r>

--- a/klagomål/A 36452-2026 FSC-klagomål.docx
+++ b/klagomål/A 36452-2026 FSC-klagomål.docx
@@ -853,7 +853,7 @@
     <w:r>
       <w:tab/>
       <w:tab/>
-      <w:t>2026-09-11</w:t>
+      <w:t>2026-09-12</w:t>
       <w:br/>
       <w:br/>
     </w:r>

--- a/klagomål/A 36452-2026 FSC-klagomål.docx
+++ b/klagomål/A 36452-2026 FSC-klagomål.docx
@@ -853,7 +853,7 @@
     <w:r>
       <w:tab/>
       <w:tab/>
-      <w:t>2026-09-12</w:t>
+      <w:t>2026-09-13</w:t>
       <w:br/>
       <w:br/>
     </w:r>
